--- a/Report.docx
+++ b/Report.docx
@@ -547,7 +547,19 @@
         <w:rPr>
           <w:rFonts w:ascii="Times New Roman" w:hAnsi="Times New Roman" w:cs="Times New Roman"/>
         </w:rPr>
-        <w:t xml:space="preserve">When it came to finding out data, we </w:t>
+        <w:t xml:space="preserve">When it came to finding </w:t>
+      </w:r>
+      <w:r>
+        <w:rPr>
+          <w:rFonts w:ascii="Times New Roman" w:hAnsi="Times New Roman" w:cs="Times New Roman"/>
+        </w:rPr>
+        <w:t>the</w:t>
+      </w:r>
+      <w:r>
+        <w:rPr>
+          <w:rFonts w:ascii="Times New Roman" w:hAnsi="Times New Roman" w:cs="Times New Roman"/>
+        </w:rPr>
+        <w:t xml:space="preserve"> data, we </w:t>
       </w:r>
       <w:r>
         <w:rPr>
@@ -1338,7 +1350,7 @@
         </w:rPr>
         <w:lastRenderedPageBreak/>
         <w:drawing>
-          <wp:anchor distT="0" distB="0" distL="114300" distR="114300" simplePos="0" relativeHeight="251659264" behindDoc="0" locked="0" layoutInCell="1" allowOverlap="1" wp14:anchorId="5DE3B0A1" wp14:editId="0605439A">
+          <wp:anchor distT="0" distB="0" distL="114300" distR="114300" simplePos="0" relativeHeight="251659264" behindDoc="0" locked="0" layoutInCell="1" allowOverlap="1" wp14:anchorId="5DE3B0A1" wp14:editId="7B650270">
             <wp:simplePos x="0" y="0"/>
             <wp:positionH relativeFrom="column">
               <wp:posOffset>457200</wp:posOffset>
@@ -1576,7 +1588,7 @@
           <w:noProof/>
         </w:rPr>
         <w:drawing>
-          <wp:anchor distT="0" distB="0" distL="114300" distR="114300" simplePos="0" relativeHeight="251661312" behindDoc="0" locked="0" layoutInCell="1" allowOverlap="1" wp14:anchorId="05A928CF" wp14:editId="069A7CEA">
+          <wp:anchor distT="0" distB="0" distL="114300" distR="114300" simplePos="0" relativeHeight="251661312" behindDoc="0" locked="0" layoutInCell="1" allowOverlap="1" wp14:anchorId="05A928CF" wp14:editId="00A60045">
             <wp:simplePos x="0" y="0"/>
             <wp:positionH relativeFrom="column">
               <wp:posOffset>457200</wp:posOffset>
@@ -1859,7 +1871,7 @@
         </w:rPr>
         <w:lastRenderedPageBreak/>
         <w:drawing>
-          <wp:anchor distT="0" distB="0" distL="114300" distR="114300" simplePos="0" relativeHeight="251662336" behindDoc="0" locked="0" layoutInCell="1" allowOverlap="1" wp14:anchorId="074F40B6" wp14:editId="686F2D75">
+          <wp:anchor distT="0" distB="0" distL="114300" distR="114300" simplePos="0" relativeHeight="251662336" behindDoc="0" locked="0" layoutInCell="1" allowOverlap="1" wp14:anchorId="074F40B6" wp14:editId="0668E1AB">
             <wp:simplePos x="0" y="0"/>
             <wp:positionH relativeFrom="column">
               <wp:posOffset>457200</wp:posOffset>
